--- a/ArtOfest_Project_Report_Template.docx
+++ b/ArtOfest_Project_Report_Template.docx
@@ -17,7 +17,10 @@
     </w:p>
     <w:p>
       <w:r>
-        <w:t>Client Name: (Insert client name)</w:t>
+        <w:t xml:space="preserve">Client Name: </w:t>
+      </w:r>
+      <w:r>
+        <w:t>Nadezhda Krasteva</w:t>
       </w:r>
     </w:p>
     <w:p>
@@ -10426,7 +10429,7 @@
       </w:tcPr>
     </w:tblStylePr>
   </w:style>
-  <w:style w:type="table" w:styleId="ColorfulShading">
+  <w:style w:type="table" w:styleId="ColourfulShading">
     <w:name w:val="Colorful Shading"/>
     <w:basedOn w:val="TableNormal"/>
     <w:uiPriority w:val="71"/>
@@ -10541,7 +10544,7 @@
       </w:rPr>
     </w:tblStylePr>
   </w:style>
-  <w:style w:type="table" w:styleId="ColorfulShading-Accent1">
+  <w:style w:type="table" w:styleId="ColourfulShadingAccent1">
     <w:name w:val="Colorful Shading Accent 1"/>
     <w:basedOn w:val="TableNormal"/>
     <w:uiPriority w:val="71"/>
@@ -10656,7 +10659,7 @@
       </w:rPr>
     </w:tblStylePr>
   </w:style>
-  <w:style w:type="table" w:styleId="ColorfulShading-Accent2">
+  <w:style w:type="table" w:styleId="ColourfulShadingAccent2">
     <w:name w:val="Colorful Shading Accent 2"/>
     <w:basedOn w:val="TableNormal"/>
     <w:uiPriority w:val="71"/>
@@ -10771,7 +10774,7 @@
       </w:rPr>
     </w:tblStylePr>
   </w:style>
-  <w:style w:type="table" w:styleId="ColorfulShading-Accent3">
+  <w:style w:type="table" w:styleId="ColourfulShadingAccent3">
     <w:name w:val="Colorful Shading Accent 3"/>
     <w:basedOn w:val="TableNormal"/>
     <w:uiPriority w:val="71"/>
@@ -10876,7 +10879,7 @@
       </w:tcPr>
     </w:tblStylePr>
   </w:style>
-  <w:style w:type="table" w:styleId="ColorfulShading-Accent4">
+  <w:style w:type="table" w:styleId="ColourfulShadingAccent4">
     <w:name w:val="Colorful Shading Accent 4"/>
     <w:basedOn w:val="TableNormal"/>
     <w:uiPriority w:val="71"/>
@@ -10991,7 +10994,7 @@
       </w:rPr>
     </w:tblStylePr>
   </w:style>
-  <w:style w:type="table" w:styleId="ColorfulShading-Accent5">
+  <w:style w:type="table" w:styleId="ColourfulShadingAccent5">
     <w:name w:val="Colorful Shading Accent 5"/>
     <w:basedOn w:val="TableNormal"/>
     <w:uiPriority w:val="71"/>
@@ -11106,7 +11109,7 @@
       </w:rPr>
     </w:tblStylePr>
   </w:style>
-  <w:style w:type="table" w:styleId="ColorfulShading-Accent6">
+  <w:style w:type="table" w:styleId="ColourfulShadingAccent6">
     <w:name w:val="Colorful Shading Accent 6"/>
     <w:basedOn w:val="TableNormal"/>
     <w:uiPriority w:val="71"/>
@@ -11221,7 +11224,7 @@
       </w:rPr>
     </w:tblStylePr>
   </w:style>
-  <w:style w:type="table" w:styleId="ColorfulList">
+  <w:style w:type="table" w:styleId="ColourfulList">
     <w:name w:val="Colorful List"/>
     <w:basedOn w:val="TableNormal"/>
     <w:uiPriority w:val="72"/>
@@ -11300,7 +11303,7 @@
       </w:tcPr>
     </w:tblStylePr>
   </w:style>
-  <w:style w:type="table" w:styleId="ColorfulList-Accent1">
+  <w:style w:type="table" w:styleId="ColourfulListAccent1">
     <w:name w:val="Colorful List Accent 1"/>
     <w:basedOn w:val="TableNormal"/>
     <w:uiPriority w:val="72"/>
@@ -11379,7 +11382,7 @@
       </w:tcPr>
     </w:tblStylePr>
   </w:style>
-  <w:style w:type="table" w:styleId="ColorfulList-Accent2">
+  <w:style w:type="table" w:styleId="ColourfulListAccent2">
     <w:name w:val="Colorful List Accent 2"/>
     <w:basedOn w:val="TableNormal"/>
     <w:uiPriority w:val="72"/>
@@ -11458,7 +11461,7 @@
       </w:tcPr>
     </w:tblStylePr>
   </w:style>
-  <w:style w:type="table" w:styleId="ColorfulList-Accent3">
+  <w:style w:type="table" w:styleId="ColourfulListAccent3">
     <w:name w:val="Colorful List Accent 3"/>
     <w:basedOn w:val="TableNormal"/>
     <w:uiPriority w:val="72"/>
@@ -11537,7 +11540,7 @@
       </w:tcPr>
     </w:tblStylePr>
   </w:style>
-  <w:style w:type="table" w:styleId="ColorfulList-Accent4">
+  <w:style w:type="table" w:styleId="ColourfulListAccent4">
     <w:name w:val="Colorful List Accent 4"/>
     <w:basedOn w:val="TableNormal"/>
     <w:uiPriority w:val="72"/>
@@ -11616,7 +11619,7 @@
       </w:tcPr>
     </w:tblStylePr>
   </w:style>
-  <w:style w:type="table" w:styleId="ColorfulList-Accent5">
+  <w:style w:type="table" w:styleId="ColourfulListAccent5">
     <w:name w:val="Colorful List Accent 5"/>
     <w:basedOn w:val="TableNormal"/>
     <w:uiPriority w:val="72"/>
@@ -11695,7 +11698,7 @@
       </w:tcPr>
     </w:tblStylePr>
   </w:style>
-  <w:style w:type="table" w:styleId="ColorfulList-Accent6">
+  <w:style w:type="table" w:styleId="ColourfulListAccent6">
     <w:name w:val="Colorful List Accent 6"/>
     <w:basedOn w:val="TableNormal"/>
     <w:uiPriority w:val="72"/>
@@ -11774,7 +11777,7 @@
       </w:tcPr>
     </w:tblStylePr>
   </w:style>
-  <w:style w:type="table" w:styleId="ColorfulGrid">
+  <w:style w:type="table" w:styleId="ColourfulGrid">
     <w:name w:val="Colorful Grid"/>
     <w:basedOn w:val="TableNormal"/>
     <w:uiPriority w:val="73"/>
@@ -11847,7 +11850,7 @@
       </w:tcPr>
     </w:tblStylePr>
   </w:style>
-  <w:style w:type="table" w:styleId="ColorfulGrid-Accent1">
+  <w:style w:type="table" w:styleId="ColourfulGridAccent1">
     <w:name w:val="Colorful Grid Accent 1"/>
     <w:basedOn w:val="TableNormal"/>
     <w:uiPriority w:val="73"/>
@@ -11920,7 +11923,7 @@
       </w:tcPr>
     </w:tblStylePr>
   </w:style>
-  <w:style w:type="table" w:styleId="ColorfulGrid-Accent2">
+  <w:style w:type="table" w:styleId="ColourfulGridAccent2">
     <w:name w:val="Colorful Grid Accent 2"/>
     <w:basedOn w:val="TableNormal"/>
     <w:uiPriority w:val="73"/>
@@ -11993,7 +11996,7 @@
       </w:tcPr>
     </w:tblStylePr>
   </w:style>
-  <w:style w:type="table" w:styleId="ColorfulGrid-Accent3">
+  <w:style w:type="table" w:styleId="ColourfulGridAccent3">
     <w:name w:val="Colorful Grid Accent 3"/>
     <w:basedOn w:val="TableNormal"/>
     <w:uiPriority w:val="73"/>
@@ -12066,7 +12069,7 @@
       </w:tcPr>
     </w:tblStylePr>
   </w:style>
-  <w:style w:type="table" w:styleId="ColorfulGrid-Accent4">
+  <w:style w:type="table" w:styleId="ColourfulGridAccent4">
     <w:name w:val="Colorful Grid Accent 4"/>
     <w:basedOn w:val="TableNormal"/>
     <w:uiPriority w:val="73"/>
@@ -12139,7 +12142,7 @@
       </w:tcPr>
     </w:tblStylePr>
   </w:style>
-  <w:style w:type="table" w:styleId="ColorfulGrid-Accent5">
+  <w:style w:type="table" w:styleId="ColourfulGridAccent5">
     <w:name w:val="Colorful Grid Accent 5"/>
     <w:basedOn w:val="TableNormal"/>
     <w:uiPriority w:val="73"/>
@@ -12212,7 +12215,7 @@
       </w:tcPr>
     </w:tblStylePr>
   </w:style>
-  <w:style w:type="table" w:styleId="ColorfulGrid-Accent6">
+  <w:style w:type="table" w:styleId="ColourfulGridAccent6">
     <w:name w:val="Colorful Grid Accent 6"/>
     <w:basedOn w:val="TableNormal"/>
     <w:uiPriority w:val="73"/>
